--- a/downloads/fiches/bts_assurance_fiche_evaluation.docx
+++ b/downloads/fiches/bts_assurance_fiche_evaluation.docx
@@ -11,8 +11,9 @@
           <w:b/>
           <w:color w:val="1F4E79"/>
           <w:sz w:val="32"/>
+          <w:lang w:val="fr-FR" w:eastAsia="fr-FR" w:bidi="fr-FR"/>
         </w:rPr>
-        <w:t>Fiche d'evaluation reconstituee - BTS Assurance</w:t>
+        <w:t>Fiche d'évaluation reconstituée - BTS Assurance</w:t>
       </w:r>
     </w:p>
     <w:p>
@@ -23,8 +24,9 @@
         <w:rPr>
           <w:i/>
           <w:sz w:val="21"/>
+          <w:lang w:val="fr-FR" w:eastAsia="fr-FR" w:bidi="fr-FR"/>
         </w:rPr>
-        <w:t>Support evalue : Dossier professionnel | Modalite : CCF</w:t>
+        <w:t>Support évalué : Dossier professionnel | Modalité : CCF</w:t>
       </w:r>
     </w:p>
     <w:p>
@@ -35,8 +37,9 @@
         <w:rPr>
           <w:b/>
           <w:color w:val="4F81BD"/>
+          <w:lang w:val="fr-FR" w:eastAsia="fr-FR" w:bidi="fr-FR"/>
         </w:rPr>
-        <w:t>Fiche inspiree d'une grille publique</w:t>
+        <w:t>Fiche inspirée d'une grille publique</w:t>
       </w:r>
     </w:p>
     <w:p>
@@ -46,8 +49,9 @@
       <w:r>
         <w:rPr>
           <w:i/>
+          <w:lang w:val="fr-FR" w:eastAsia="fr-FR" w:bidi="fr-FR"/>
         </w:rPr>
-        <w:t>Cette fiche est une reconstitution de travail a partir des sources publiques reperees au 28/04/2026. Elle ne remplace pas un formulaire national opposable lorsqu'une grille officielle complete existe par ailleurs.</w:t>
+        <w:t>Cette fiche est une reconstitution de travail à partir des sources publiques repérées au 2026-05-06. Elle ne remplace pas un formulaire national opposable lorsqu'une grille officielle complète existe par ailleurs.</w:t>
       </w:r>
     </w:p>
     <w:tbl>
@@ -74,6 +78,7 @@
             <w:r>
               <w:rPr>
                 <w:b/>
+                <w:lang w:val="fr-FR" w:eastAsia="fr-FR" w:bidi="fr-FR"/>
               </w:rPr>
               <w:t>BTS</w:t>
             </w:r>
@@ -86,6 +91,9 @@
           </w:tcPr>
           <w:p>
             <w:r>
+              <w:rPr>
+                <w:lang w:val="fr-FR" w:eastAsia="fr-FR" w:bidi="fr-FR"/>
+              </w:rPr>
               <w:t>BTS Assurance</w:t>
             </w:r>
           </w:p>
@@ -100,8 +108,9 @@
             <w:r>
               <w:rPr>
                 <w:b/>
+                <w:lang w:val="fr-FR" w:eastAsia="fr-FR" w:bidi="fr-FR"/>
               </w:rPr>
-              <w:t>Modalite</w:t>
+              <w:t>Modalité</w:t>
             </w:r>
           </w:p>
         </w:tc>
@@ -112,6 +121,9 @@
           </w:tcPr>
           <w:p>
             <w:r>
+              <w:rPr>
+                <w:lang w:val="fr-FR" w:eastAsia="fr-FR" w:bidi="fr-FR"/>
+              </w:rPr>
               <w:t>CCF</w:t>
             </w:r>
           </w:p>
@@ -128,6 +140,7 @@
             <w:r>
               <w:rPr>
                 <w:b/>
+                <w:lang w:val="fr-FR" w:eastAsia="fr-FR" w:bidi="fr-FR"/>
               </w:rPr>
               <w:t>Option</w:t>
             </w:r>
@@ -140,7 +153,10 @@
           </w:tcPr>
           <w:p>
             <w:r>
-              <w:t>Sans option specifiee</w:t>
+              <w:rPr>
+                <w:lang w:val="fr-FR" w:eastAsia="fr-FR" w:bidi="fr-FR"/>
+              </w:rPr>
+              <w:t>Sans option spécifiée</w:t>
             </w:r>
           </w:p>
         </w:tc>
@@ -154,6 +170,7 @@
             <w:r>
               <w:rPr>
                 <w:b/>
+                <w:lang w:val="fr-FR" w:eastAsia="fr-FR" w:bidi="fr-FR"/>
               </w:rPr>
               <w:t>Statut documentaire</w:t>
             </w:r>
@@ -166,6 +183,9 @@
           </w:tcPr>
           <w:p>
             <w:r>
+              <w:rPr>
+                <w:lang w:val="fr-FR" w:eastAsia="fr-FR" w:bidi="fr-FR"/>
+              </w:rPr>
               <w:t>CCF confirme</w:t>
             </w:r>
           </w:p>
@@ -182,6 +202,7 @@
             <w:r>
               <w:rPr>
                 <w:b/>
+                <w:lang w:val="fr-FR" w:eastAsia="fr-FR" w:bidi="fr-FR"/>
               </w:rPr>
               <w:t>Support</w:t>
             </w:r>
@@ -194,6 +215,9 @@
           </w:tcPr>
           <w:p>
             <w:r>
+              <w:rPr>
+                <w:lang w:val="fr-FR" w:eastAsia="fr-FR" w:bidi="fr-FR"/>
+              </w:rPr>
               <w:t>Dossier professionnel</w:t>
             </w:r>
           </w:p>
@@ -208,8 +232,9 @@
             <w:r>
               <w:rPr>
                 <w:b/>
+                <w:lang w:val="fr-FR" w:eastAsia="fr-FR" w:bidi="fr-FR"/>
               </w:rPr>
-              <w:t>Epreuve</w:t>
+              <w:t>Épreuve</w:t>
             </w:r>
           </w:p>
         </w:tc>
@@ -220,7 +245,10 @@
           </w:tcPr>
           <w:p>
             <w:r>
-              <w:t>Dossier professionnel (grille E32 dans les annexes nationales)</w:t>
+              <w:rPr>
+                <w:lang w:val="fr-FR" w:eastAsia="fr-FR" w:bidi="fr-FR"/>
+              </w:rPr>
+              <w:t>U4|U6 | Dossier professionnel (grille E32 dans les annexes nationales)</w:t>
             </w:r>
           </w:p>
         </w:tc>
@@ -236,8 +264,9 @@
             <w:r>
               <w:rPr>
                 <w:b/>
+                <w:lang w:val="fr-FR" w:eastAsia="fr-FR" w:bidi="fr-FR"/>
               </w:rPr>
-              <w:t>Voies / modalites</w:t>
+              <w:t>Voies / modalités</w:t>
             </w:r>
           </w:p>
         </w:tc>
@@ -248,7 +277,10 @@
           </w:tcPr>
           <w:p>
             <w:r>
-              <w:t>Selon les annexes nationales d'organisation ; a verifier session par session</w:t>
+              <w:rPr>
+                <w:lang w:val="fr-FR" w:eastAsia="fr-FR" w:bidi="fr-FR"/>
+              </w:rPr>
+              <w:t>CCF confirme</w:t>
             </w:r>
           </w:p>
         </w:tc>
@@ -262,6 +294,7 @@
             <w:r>
               <w:rPr>
                 <w:b/>
+                <w:lang w:val="fr-FR" w:eastAsia="fr-FR" w:bidi="fr-FR"/>
               </w:rPr>
               <w:t>Niveau de reconstitution</w:t>
             </w:r>
@@ -274,7 +307,10 @@
           </w:tcPr>
           <w:p>
             <w:r>
-              <w:t>Fiche inspiree d'une grille publique</w:t>
+              <w:rPr>
+                <w:lang w:val="fr-FR" w:eastAsia="fr-FR" w:bidi="fr-FR"/>
+              </w:rPr>
+              <w:t>Fiche inspirée d'une grille publique</w:t>
             </w:r>
           </w:p>
         </w:tc>
@@ -290,8 +326,9 @@
             <w:r>
               <w:rPr>
                 <w:b/>
+                <w:lang w:val="fr-FR" w:eastAsia="fr-FR" w:bidi="fr-FR"/>
               </w:rPr>
-              <w:t>Sources modele</w:t>
+              <w:t>Sources modèle</w:t>
             </w:r>
           </w:p>
         </w:tc>
@@ -302,6 +339,9 @@
           </w:tcPr>
           <w:p>
             <w:r>
+              <w:rPr>
+                <w:lang w:val="fr-FR" w:eastAsia="fr-FR" w:bidi="fr-FR"/>
+              </w:rPr>
               <w:t>Le PDF contient la grille E32 et les contraintes du dossier professionnel.</w:t>
             </w:r>
           </w:p>
@@ -316,6 +356,7 @@
             <w:r>
               <w:rPr>
                 <w:b/>
+                <w:lang w:val="fr-FR" w:eastAsia="fr-FR" w:bidi="fr-FR"/>
               </w:rPr>
               <w:t>Document jury</w:t>
             </w:r>
@@ -328,6 +369,9 @@
           </w:tcPr>
           <w:p>
             <w:r>
+              <w:rPr>
+                <w:lang w:val="fr-FR" w:eastAsia="fr-FR" w:bidi="fr-FR"/>
+              </w:rPr>
               <w:t>https://cache.media.education.gouv.fr/file/2020-2021/52/2/Annexes_circulaire_BTS_Assurance_session_2021_MAJ_au_21.01.2021-1_%281%29_1372522.pdf</w:t>
             </w:r>
           </w:p>
@@ -339,8 +383,9 @@
       <w:r>
         <w:rPr>
           <w:b/>
+          <w:lang w:val="fr-FR" w:eastAsia="fr-FR" w:bidi="fr-FR"/>
         </w:rPr>
-        <w:t>Echelle de positionnement conseillee</w:t>
+        <w:t>Échelle de positionnement conseillée</w:t>
       </w:r>
     </w:p>
     <w:tbl>
@@ -366,6 +411,7 @@
             <w:r>
               <w:rPr>
                 <w:b/>
+                <w:lang w:val="fr-FR" w:eastAsia="fr-FR" w:bidi="fr-FR"/>
               </w:rPr>
               <w:t>NA</w:t>
             </w:r>
@@ -380,6 +426,7 @@
             <w:r>
               <w:rPr>
                 <w:b/>
+                <w:lang w:val="fr-FR" w:eastAsia="fr-FR" w:bidi="fr-FR"/>
               </w:rPr>
               <w:t>PA</w:t>
             </w:r>
@@ -394,6 +441,7 @@
             <w:r>
               <w:rPr>
                 <w:b/>
+                <w:lang w:val="fr-FR" w:eastAsia="fr-FR" w:bidi="fr-FR"/>
               </w:rPr>
               <w:t>A</w:t>
             </w:r>
@@ -408,6 +456,7 @@
             <w:r>
               <w:rPr>
                 <w:b/>
+                <w:lang w:val="fr-FR" w:eastAsia="fr-FR" w:bidi="fr-FR"/>
               </w:rPr>
               <w:t>TB</w:t>
             </w:r>
@@ -421,6 +470,9 @@
           </w:tcPr>
           <w:p>
             <w:r>
+              <w:rPr>
+                <w:lang w:val="fr-FR" w:eastAsia="fr-FR" w:bidi="fr-FR"/>
+              </w:rPr>
               <w:t>Non observable / non acquis</w:t>
             </w:r>
           </w:p>
@@ -431,6 +483,9 @@
           </w:tcPr>
           <w:p>
             <w:r>
+              <w:rPr>
+                <w:lang w:val="fr-FR" w:eastAsia="fr-FR" w:bidi="fr-FR"/>
+              </w:rPr>
               <w:t>Partiellement acquis</w:t>
             </w:r>
           </w:p>
@@ -441,6 +496,9 @@
           </w:tcPr>
           <w:p>
             <w:r>
+              <w:rPr>
+                <w:lang w:val="fr-FR" w:eastAsia="fr-FR" w:bidi="fr-FR"/>
+              </w:rPr>
               <w:t>Acquis</w:t>
             </w:r>
           </w:p>
@@ -451,7 +509,10 @@
           </w:tcPr>
           <w:p>
             <w:r>
-              <w:t>Tres bien acquis</w:t>
+              <w:rPr>
+                <w:lang w:val="fr-FR" w:eastAsia="fr-FR" w:bidi="fr-FR"/>
+              </w:rPr>
+              <w:t>Très bien acquis</w:t>
             </w:r>
           </w:p>
         </w:tc>
@@ -462,8 +523,9 @@
       <w:r>
         <w:rPr>
           <w:b/>
+          <w:lang w:val="fr-FR" w:eastAsia="fr-FR" w:bidi="fr-FR"/>
         </w:rPr>
-        <w:t>Grille d'evaluation</w:t>
+        <w:t>Grille d'évaluation</w:t>
       </w:r>
     </w:p>
     <w:tbl>
@@ -500,8 +562,9 @@
               <w:rPr>
                 <w:b/>
                 <w:sz w:val="19"/>
+                <w:lang w:val="fr-FR" w:eastAsia="fr-FR" w:bidi="fr-FR"/>
               </w:rPr>
-              <w:t>Critere evalue</w:t>
+              <w:t>Critère évalué</w:t>
             </w:r>
           </w:p>
         </w:tc>
@@ -519,6 +582,7 @@
               <w:rPr>
                 <w:b/>
                 <w:sz w:val="19"/>
+                <w:lang w:val="fr-FR" w:eastAsia="fr-FR" w:bidi="fr-FR"/>
               </w:rPr>
               <w:t>Indicateurs observables / questions d'appui</w:t>
             </w:r>
@@ -538,6 +602,7 @@
               <w:rPr>
                 <w:b/>
                 <w:sz w:val="19"/>
+                <w:lang w:val="fr-FR" w:eastAsia="fr-FR" w:bidi="fr-FR"/>
               </w:rPr>
               <w:t>NA</w:t>
             </w:r>
@@ -557,6 +622,7 @@
               <w:rPr>
                 <w:b/>
                 <w:sz w:val="19"/>
+                <w:lang w:val="fr-FR" w:eastAsia="fr-FR" w:bidi="fr-FR"/>
               </w:rPr>
               <w:t>PA</w:t>
             </w:r>
@@ -576,6 +642,7 @@
               <w:rPr>
                 <w:b/>
                 <w:sz w:val="19"/>
+                <w:lang w:val="fr-FR" w:eastAsia="fr-FR" w:bidi="fr-FR"/>
               </w:rPr>
               <w:t>A</w:t>
             </w:r>
@@ -595,6 +662,7 @@
               <w:rPr>
                 <w:b/>
                 <w:sz w:val="19"/>
+                <w:lang w:val="fr-FR" w:eastAsia="fr-FR" w:bidi="fr-FR"/>
               </w:rPr>
               <w:t>TB</w:t>
             </w:r>
@@ -614,6 +682,7 @@
               <w:rPr>
                 <w:b/>
                 <w:sz w:val="19"/>
+                <w:lang w:val="fr-FR" w:eastAsia="fr-FR" w:bidi="fr-FR"/>
               </w:rPr>
               <w:t>Observations</w:t>
             </w:r>
@@ -631,7 +700,10 @@
               <w:spacing w:after="0"/>
             </w:pPr>
             <w:r>
-              <w:t>Qualification du besoin et du perimetre de responsabilite</w:t>
+              <w:rPr>
+                <w:lang w:val="fr-FR" w:eastAsia="fr-FR" w:bidi="fr-FR"/>
+              </w:rPr>
+              <w:t>Qualification du besoin et du périmètre de responsabilite</w:t>
             </w:r>
           </w:p>
         </w:tc>
@@ -645,7 +717,10 @@
               <w:spacing w:after="0"/>
             </w:pPr>
             <w:r>
-              <w:t>Le candidat situe precisement l'organisation, ses missions et le perimetre de son intervention.</w:t>
+              <w:rPr>
+                <w:lang w:val="fr-FR" w:eastAsia="fr-FR" w:bidi="fr-FR"/>
+              </w:rPr>
+              <w:t>Éléments observables explicitables dans le support écrit et confirmables lors de l'entretien.</w:t>
             </w:r>
           </w:p>
         </w:tc>
@@ -659,7 +734,11 @@
               <w:spacing w:after="0"/>
               <w:jc w:val="center"/>
             </w:pPr>
-            <w:r/>
+            <w:r>
+              <w:rPr>
+                <w:lang w:val="fr-FR" w:eastAsia="fr-FR" w:bidi="fr-FR"/>
+              </w:rPr>
+            </w:r>
           </w:p>
         </w:tc>
         <w:tc>
@@ -672,7 +751,11 @@
               <w:spacing w:after="0"/>
               <w:jc w:val="center"/>
             </w:pPr>
-            <w:r/>
+            <w:r>
+              <w:rPr>
+                <w:lang w:val="fr-FR" w:eastAsia="fr-FR" w:bidi="fr-FR"/>
+              </w:rPr>
+            </w:r>
           </w:p>
         </w:tc>
         <w:tc>
@@ -685,7 +768,11 @@
               <w:spacing w:after="0"/>
               <w:jc w:val="center"/>
             </w:pPr>
-            <w:r/>
+            <w:r>
+              <w:rPr>
+                <w:lang w:val="fr-FR" w:eastAsia="fr-FR" w:bidi="fr-FR"/>
+              </w:rPr>
+            </w:r>
           </w:p>
         </w:tc>
         <w:tc>
@@ -698,7 +785,11 @@
               <w:spacing w:after="0"/>
               <w:jc w:val="center"/>
             </w:pPr>
-            <w:r/>
+            <w:r>
+              <w:rPr>
+                <w:lang w:val="fr-FR" w:eastAsia="fr-FR" w:bidi="fr-FR"/>
+              </w:rPr>
+            </w:r>
           </w:p>
         </w:tc>
         <w:tc>
@@ -710,7 +801,11 @@
             <w:pPr>
               <w:spacing w:after="0"/>
             </w:pPr>
-            <w:r/>
+            <w:r>
+              <w:rPr>
+                <w:lang w:val="fr-FR" w:eastAsia="fr-FR" w:bidi="fr-FR"/>
+              </w:rPr>
+            </w:r>
           </w:p>
         </w:tc>
       </w:tr>
@@ -725,6 +820,9 @@
               <w:spacing w:after="0"/>
             </w:pPr>
             <w:r>
+              <w:rPr>
+                <w:lang w:val="fr-FR" w:eastAsia="fr-FR" w:bidi="fr-FR"/>
+              </w:rPr>
               <w:t>exploitation du systeme d'information</w:t>
             </w:r>
           </w:p>
@@ -739,7 +837,10 @@
               <w:spacing w:after="0"/>
             </w:pPr>
             <w:r>
-              <w:t>Elements observables explicitables dans le support ecrit et confirmables lors de l'entretien.</w:t>
+              <w:rPr>
+                <w:lang w:val="fr-FR" w:eastAsia="fr-FR" w:bidi="fr-FR"/>
+              </w:rPr>
+              <w:t>Éléments observables explicitables dans le support écrit et confirmables lors de l'entretien.</w:t>
             </w:r>
           </w:p>
         </w:tc>
@@ -753,7 +854,11 @@
               <w:spacing w:after="0"/>
               <w:jc w:val="center"/>
             </w:pPr>
-            <w:r/>
+            <w:r>
+              <w:rPr>
+                <w:lang w:val="fr-FR" w:eastAsia="fr-FR" w:bidi="fr-FR"/>
+              </w:rPr>
+            </w:r>
           </w:p>
         </w:tc>
         <w:tc>
@@ -766,7 +871,11 @@
               <w:spacing w:after="0"/>
               <w:jc w:val="center"/>
             </w:pPr>
-            <w:r/>
+            <w:r>
+              <w:rPr>
+                <w:lang w:val="fr-FR" w:eastAsia="fr-FR" w:bidi="fr-FR"/>
+              </w:rPr>
+            </w:r>
           </w:p>
         </w:tc>
         <w:tc>
@@ -779,7 +888,11 @@
               <w:spacing w:after="0"/>
               <w:jc w:val="center"/>
             </w:pPr>
-            <w:r/>
+            <w:r>
+              <w:rPr>
+                <w:lang w:val="fr-FR" w:eastAsia="fr-FR" w:bidi="fr-FR"/>
+              </w:rPr>
+            </w:r>
           </w:p>
         </w:tc>
         <w:tc>
@@ -792,7 +905,11 @@
               <w:spacing w:after="0"/>
               <w:jc w:val="center"/>
             </w:pPr>
-            <w:r/>
+            <w:r>
+              <w:rPr>
+                <w:lang w:val="fr-FR" w:eastAsia="fr-FR" w:bidi="fr-FR"/>
+              </w:rPr>
+            </w:r>
           </w:p>
         </w:tc>
         <w:tc>
@@ -804,7 +921,11 @@
             <w:pPr>
               <w:spacing w:after="0"/>
             </w:pPr>
-            <w:r/>
+            <w:r>
+              <w:rPr>
+                <w:lang w:val="fr-FR" w:eastAsia="fr-FR" w:bidi="fr-FR"/>
+              </w:rPr>
+            </w:r>
           </w:p>
         </w:tc>
       </w:tr>
@@ -819,6 +940,9 @@
               <w:spacing w:after="0"/>
             </w:pPr>
             <w:r>
+              <w:rPr>
+                <w:lang w:val="fr-FR" w:eastAsia="fr-FR" w:bidi="fr-FR"/>
+              </w:rPr>
               <w:t>communication commerciale</w:t>
             </w:r>
           </w:p>
@@ -833,7 +957,10 @@
               <w:spacing w:after="0"/>
             </w:pPr>
             <w:r>
-              <w:t>Expression claire, structuree, argumentee et adaptee au questionnement du jury.</w:t>
+              <w:rPr>
+                <w:lang w:val="fr-FR" w:eastAsia="fr-FR" w:bidi="fr-FR"/>
+              </w:rPr>
+              <w:t>Expression claire, structurée, argumentée et adaptée au questionnement du jury.</w:t>
             </w:r>
           </w:p>
         </w:tc>
@@ -847,7 +974,11 @@
               <w:spacing w:after="0"/>
               <w:jc w:val="center"/>
             </w:pPr>
-            <w:r/>
+            <w:r>
+              <w:rPr>
+                <w:lang w:val="fr-FR" w:eastAsia="fr-FR" w:bidi="fr-FR"/>
+              </w:rPr>
+            </w:r>
           </w:p>
         </w:tc>
         <w:tc>
@@ -860,7 +991,11 @@
               <w:spacing w:after="0"/>
               <w:jc w:val="center"/>
             </w:pPr>
-            <w:r/>
+            <w:r>
+              <w:rPr>
+                <w:lang w:val="fr-FR" w:eastAsia="fr-FR" w:bidi="fr-FR"/>
+              </w:rPr>
+            </w:r>
           </w:p>
         </w:tc>
         <w:tc>
@@ -873,7 +1008,11 @@
               <w:spacing w:after="0"/>
               <w:jc w:val="center"/>
             </w:pPr>
-            <w:r/>
+            <w:r>
+              <w:rPr>
+                <w:lang w:val="fr-FR" w:eastAsia="fr-FR" w:bidi="fr-FR"/>
+              </w:rPr>
+            </w:r>
           </w:p>
         </w:tc>
         <w:tc>
@@ -886,7 +1025,11 @@
               <w:spacing w:after="0"/>
               <w:jc w:val="center"/>
             </w:pPr>
-            <w:r/>
+            <w:r>
+              <w:rPr>
+                <w:lang w:val="fr-FR" w:eastAsia="fr-FR" w:bidi="fr-FR"/>
+              </w:rPr>
+            </w:r>
           </w:p>
         </w:tc>
         <w:tc>
@@ -898,7 +1041,11 @@
             <w:pPr>
               <w:spacing w:after="0"/>
             </w:pPr>
-            <w:r/>
+            <w:r>
+              <w:rPr>
+                <w:lang w:val="fr-FR" w:eastAsia="fr-FR" w:bidi="fr-FR"/>
+              </w:rPr>
+            </w:r>
           </w:p>
         </w:tc>
       </w:tr>
@@ -913,6 +1060,9 @@
               <w:spacing w:after="0"/>
             </w:pPr>
             <w:r>
+              <w:rPr>
+                <w:lang w:val="fr-FR" w:eastAsia="fr-FR" w:bidi="fr-FR"/>
+              </w:rPr>
               <w:t>decouverte des attentes</w:t>
             </w:r>
           </w:p>
@@ -927,7 +1077,10 @@
               <w:spacing w:after="0"/>
             </w:pPr>
             <w:r>
-              <w:t>Elements observables explicitables dans le support ecrit et confirmables lors de l'entretien.</w:t>
+              <w:rPr>
+                <w:lang w:val="fr-FR" w:eastAsia="fr-FR" w:bidi="fr-FR"/>
+              </w:rPr>
+              <w:t>Éléments observables explicitables dans le support écrit et confirmables lors de l'entretien.</w:t>
             </w:r>
           </w:p>
         </w:tc>
@@ -941,7 +1094,11 @@
               <w:spacing w:after="0"/>
               <w:jc w:val="center"/>
             </w:pPr>
-            <w:r/>
+            <w:r>
+              <w:rPr>
+                <w:lang w:val="fr-FR" w:eastAsia="fr-FR" w:bidi="fr-FR"/>
+              </w:rPr>
+            </w:r>
           </w:p>
         </w:tc>
         <w:tc>
@@ -954,7 +1111,11 @@
               <w:spacing w:after="0"/>
               <w:jc w:val="center"/>
             </w:pPr>
-            <w:r/>
+            <w:r>
+              <w:rPr>
+                <w:lang w:val="fr-FR" w:eastAsia="fr-FR" w:bidi="fr-FR"/>
+              </w:rPr>
+            </w:r>
           </w:p>
         </w:tc>
         <w:tc>
@@ -967,7 +1128,11 @@
               <w:spacing w:after="0"/>
               <w:jc w:val="center"/>
             </w:pPr>
-            <w:r/>
+            <w:r>
+              <w:rPr>
+                <w:lang w:val="fr-FR" w:eastAsia="fr-FR" w:bidi="fr-FR"/>
+              </w:rPr>
+            </w:r>
           </w:p>
         </w:tc>
         <w:tc>
@@ -980,7 +1145,11 @@
               <w:spacing w:after="0"/>
               <w:jc w:val="center"/>
             </w:pPr>
-            <w:r/>
+            <w:r>
+              <w:rPr>
+                <w:lang w:val="fr-FR" w:eastAsia="fr-FR" w:bidi="fr-FR"/>
+              </w:rPr>
+            </w:r>
           </w:p>
         </w:tc>
         <w:tc>
@@ -992,7 +1161,11 @@
             <w:pPr>
               <w:spacing w:after="0"/>
             </w:pPr>
-            <w:r/>
+            <w:r>
+              <w:rPr>
+                <w:lang w:val="fr-FR" w:eastAsia="fr-FR" w:bidi="fr-FR"/>
+              </w:rPr>
+            </w:r>
           </w:p>
         </w:tc>
       </w:tr>
@@ -1007,6 +1180,9 @@
               <w:spacing w:after="0"/>
             </w:pPr>
             <w:r>
+              <w:rPr>
+                <w:lang w:val="fr-FR" w:eastAsia="fr-FR" w:bidi="fr-FR"/>
+              </w:rPr>
               <w:t>information et orientation</w:t>
             </w:r>
           </w:p>
@@ -1021,7 +1197,10 @@
               <w:spacing w:after="0"/>
             </w:pPr>
             <w:r>
-              <w:t>Elements observables explicitables dans le support ecrit et confirmables lors de l'entretien.</w:t>
+              <w:rPr>
+                <w:lang w:val="fr-FR" w:eastAsia="fr-FR" w:bidi="fr-FR"/>
+              </w:rPr>
+              <w:t>Éléments observables explicitables dans le support écrit et confirmables lors de l'entretien.</w:t>
             </w:r>
           </w:p>
         </w:tc>
@@ -1035,7 +1214,11 @@
               <w:spacing w:after="0"/>
               <w:jc w:val="center"/>
             </w:pPr>
-            <w:r/>
+            <w:r>
+              <w:rPr>
+                <w:lang w:val="fr-FR" w:eastAsia="fr-FR" w:bidi="fr-FR"/>
+              </w:rPr>
+            </w:r>
           </w:p>
         </w:tc>
         <w:tc>
@@ -1048,7 +1231,11 @@
               <w:spacing w:after="0"/>
               <w:jc w:val="center"/>
             </w:pPr>
-            <w:r/>
+            <w:r>
+              <w:rPr>
+                <w:lang w:val="fr-FR" w:eastAsia="fr-FR" w:bidi="fr-FR"/>
+              </w:rPr>
+            </w:r>
           </w:p>
         </w:tc>
         <w:tc>
@@ -1061,7 +1248,11 @@
               <w:spacing w:after="0"/>
               <w:jc w:val="center"/>
             </w:pPr>
-            <w:r/>
+            <w:r>
+              <w:rPr>
+                <w:lang w:val="fr-FR" w:eastAsia="fr-FR" w:bidi="fr-FR"/>
+              </w:rPr>
+            </w:r>
           </w:p>
         </w:tc>
         <w:tc>
@@ -1074,7 +1265,11 @@
               <w:spacing w:after="0"/>
               <w:jc w:val="center"/>
             </w:pPr>
-            <w:r/>
+            <w:r>
+              <w:rPr>
+                <w:lang w:val="fr-FR" w:eastAsia="fr-FR" w:bidi="fr-FR"/>
+              </w:rPr>
+            </w:r>
           </w:p>
         </w:tc>
         <w:tc>
@@ -1086,7 +1281,11 @@
             <w:pPr>
               <w:spacing w:after="0"/>
             </w:pPr>
-            <w:r/>
+            <w:r>
+              <w:rPr>
+                <w:lang w:val="fr-FR" w:eastAsia="fr-FR" w:bidi="fr-FR"/>
+              </w:rPr>
+            </w:r>
           </w:p>
         </w:tc>
       </w:tr>
@@ -1101,6 +1300,9 @@
               <w:spacing w:after="0"/>
             </w:pPr>
             <w:r>
+              <w:rPr>
+                <w:lang w:val="fr-FR" w:eastAsia="fr-FR" w:bidi="fr-FR"/>
+              </w:rPr>
               <w:t>suivi de l'entretien</w:t>
             </w:r>
           </w:p>
@@ -1115,7 +1317,10 @@
               <w:spacing w:after="0"/>
             </w:pPr>
             <w:r>
-              <w:t>Expression claire, structuree, argumentee et adaptee au questionnement du jury.</w:t>
+              <w:rPr>
+                <w:lang w:val="fr-FR" w:eastAsia="fr-FR" w:bidi="fr-FR"/>
+              </w:rPr>
+              <w:t>Expression claire, structurée, argumentée et adaptée au questionnement du jury.</w:t>
             </w:r>
           </w:p>
         </w:tc>
@@ -1129,7 +1334,11 @@
               <w:spacing w:after="0"/>
               <w:jc w:val="center"/>
             </w:pPr>
-            <w:r/>
+            <w:r>
+              <w:rPr>
+                <w:lang w:val="fr-FR" w:eastAsia="fr-FR" w:bidi="fr-FR"/>
+              </w:rPr>
+            </w:r>
           </w:p>
         </w:tc>
         <w:tc>
@@ -1142,7 +1351,11 @@
               <w:spacing w:after="0"/>
               <w:jc w:val="center"/>
             </w:pPr>
-            <w:r/>
+            <w:r>
+              <w:rPr>
+                <w:lang w:val="fr-FR" w:eastAsia="fr-FR" w:bidi="fr-FR"/>
+              </w:rPr>
+            </w:r>
           </w:p>
         </w:tc>
         <w:tc>
@@ -1155,7 +1368,11 @@
               <w:spacing w:after="0"/>
               <w:jc w:val="center"/>
             </w:pPr>
-            <w:r/>
+            <w:r>
+              <w:rPr>
+                <w:lang w:val="fr-FR" w:eastAsia="fr-FR" w:bidi="fr-FR"/>
+              </w:rPr>
+            </w:r>
           </w:p>
         </w:tc>
         <w:tc>
@@ -1168,7 +1385,11 @@
               <w:spacing w:after="0"/>
               <w:jc w:val="center"/>
             </w:pPr>
-            <w:r/>
+            <w:r>
+              <w:rPr>
+                <w:lang w:val="fr-FR" w:eastAsia="fr-FR" w:bidi="fr-FR"/>
+              </w:rPr>
+            </w:r>
           </w:p>
         </w:tc>
         <w:tc>
@@ -1180,7 +1401,11 @@
             <w:pPr>
               <w:spacing w:after="0"/>
             </w:pPr>
-            <w:r/>
+            <w:r>
+              <w:rPr>
+                <w:lang w:val="fr-FR" w:eastAsia="fr-FR" w:bidi="fr-FR"/>
+              </w:rPr>
+            </w:r>
           </w:p>
         </w:tc>
       </w:tr>
@@ -1195,6 +1420,9 @@
               <w:spacing w:after="0"/>
             </w:pPr>
             <w:r>
+              <w:rPr>
+                <w:lang w:val="fr-FR" w:eastAsia="fr-FR" w:bidi="fr-FR"/>
+              </w:rPr>
               <w:t>prospection et plan d'action commerciale</w:t>
             </w:r>
           </w:p>
@@ -1209,7 +1437,10 @@
               <w:spacing w:after="0"/>
             </w:pPr>
             <w:r>
-              <w:t>La posture professionnelle, l'ecoute et la pertinence du conseil sont observables.</w:t>
+              <w:rPr>
+                <w:lang w:val="fr-FR" w:eastAsia="fr-FR" w:bidi="fr-FR"/>
+              </w:rPr>
+              <w:t>La posture professionnelle, l'écoute et la pertinence du conseil sont observables.</w:t>
             </w:r>
           </w:p>
         </w:tc>
@@ -1223,7 +1454,11 @@
               <w:spacing w:after="0"/>
               <w:jc w:val="center"/>
             </w:pPr>
-            <w:r/>
+            <w:r>
+              <w:rPr>
+                <w:lang w:val="fr-FR" w:eastAsia="fr-FR" w:bidi="fr-FR"/>
+              </w:rPr>
+            </w:r>
           </w:p>
         </w:tc>
         <w:tc>
@@ -1236,7 +1471,11 @@
               <w:spacing w:after="0"/>
               <w:jc w:val="center"/>
             </w:pPr>
-            <w:r/>
+            <w:r>
+              <w:rPr>
+                <w:lang w:val="fr-FR" w:eastAsia="fr-FR" w:bidi="fr-FR"/>
+              </w:rPr>
+            </w:r>
           </w:p>
         </w:tc>
         <w:tc>
@@ -1249,7 +1488,11 @@
               <w:spacing w:after="0"/>
               <w:jc w:val="center"/>
             </w:pPr>
-            <w:r/>
+            <w:r>
+              <w:rPr>
+                <w:lang w:val="fr-FR" w:eastAsia="fr-FR" w:bidi="fr-FR"/>
+              </w:rPr>
+            </w:r>
           </w:p>
         </w:tc>
         <w:tc>
@@ -1262,7 +1505,11 @@
               <w:spacing w:after="0"/>
               <w:jc w:val="center"/>
             </w:pPr>
-            <w:r/>
+            <w:r>
+              <w:rPr>
+                <w:lang w:val="fr-FR" w:eastAsia="fr-FR" w:bidi="fr-FR"/>
+              </w:rPr>
+            </w:r>
           </w:p>
         </w:tc>
         <w:tc>
@@ -1274,7 +1521,11 @@
             <w:pPr>
               <w:spacing w:after="0"/>
             </w:pPr>
-            <w:r/>
+            <w:r>
+              <w:rPr>
+                <w:lang w:val="fr-FR" w:eastAsia="fr-FR" w:bidi="fr-FR"/>
+              </w:rPr>
+            </w:r>
           </w:p>
         </w:tc>
       </w:tr>
@@ -1289,6 +1540,9 @@
               <w:spacing w:after="0"/>
             </w:pPr>
             <w:r>
+              <w:rPr>
+                <w:lang w:val="fr-FR" w:eastAsia="fr-FR" w:bidi="fr-FR"/>
+              </w:rPr>
               <w:t>choix d'outils de communication adaptes</w:t>
             </w:r>
           </w:p>
@@ -1303,7 +1557,10 @@
               <w:spacing w:after="0"/>
             </w:pPr>
             <w:r>
-              <w:t>Les techniques, outils et methodes mobilises sont expliques et justifies avec exactitude.</w:t>
+              <w:rPr>
+                <w:lang w:val="fr-FR" w:eastAsia="fr-FR" w:bidi="fr-FR"/>
+              </w:rPr>
+              <w:t>Les techniques, outils et méthodes mobilisés sont expliqués et justifiés avec exactitude.</w:t>
             </w:r>
           </w:p>
         </w:tc>
@@ -1317,7 +1574,11 @@
               <w:spacing w:after="0"/>
               <w:jc w:val="center"/>
             </w:pPr>
-            <w:r/>
+            <w:r>
+              <w:rPr>
+                <w:lang w:val="fr-FR" w:eastAsia="fr-FR" w:bidi="fr-FR"/>
+              </w:rPr>
+            </w:r>
           </w:p>
         </w:tc>
         <w:tc>
@@ -1330,7 +1591,11 @@
               <w:spacing w:after="0"/>
               <w:jc w:val="center"/>
             </w:pPr>
-            <w:r/>
+            <w:r>
+              <w:rPr>
+                <w:lang w:val="fr-FR" w:eastAsia="fr-FR" w:bidi="fr-FR"/>
+              </w:rPr>
+            </w:r>
           </w:p>
         </w:tc>
         <w:tc>
@@ -1343,7 +1608,11 @@
               <w:spacing w:after="0"/>
               <w:jc w:val="center"/>
             </w:pPr>
-            <w:r/>
+            <w:r>
+              <w:rPr>
+                <w:lang w:val="fr-FR" w:eastAsia="fr-FR" w:bidi="fr-FR"/>
+              </w:rPr>
+            </w:r>
           </w:p>
         </w:tc>
         <w:tc>
@@ -1356,7 +1625,11 @@
               <w:spacing w:after="0"/>
               <w:jc w:val="center"/>
             </w:pPr>
-            <w:r/>
+            <w:r>
+              <w:rPr>
+                <w:lang w:val="fr-FR" w:eastAsia="fr-FR" w:bidi="fr-FR"/>
+              </w:rPr>
+            </w:r>
           </w:p>
         </w:tc>
         <w:tc>
@@ -1368,7 +1641,11 @@
             <w:pPr>
               <w:spacing w:after="0"/>
             </w:pPr>
-            <w:r/>
+            <w:r>
+              <w:rPr>
+                <w:lang w:val="fr-FR" w:eastAsia="fr-FR" w:bidi="fr-FR"/>
+              </w:rPr>
+            </w:r>
           </w:p>
         </w:tc>
       </w:tr>
@@ -1383,6 +1660,9 @@
               <w:spacing w:after="0"/>
             </w:pPr>
             <w:r>
+              <w:rPr>
+                <w:lang w:val="fr-FR" w:eastAsia="fr-FR" w:bidi="fr-FR"/>
+              </w:rPr>
               <w:t>conduite de l'entretien</w:t>
             </w:r>
           </w:p>
@@ -1397,7 +1677,10 @@
               <w:spacing w:after="0"/>
             </w:pPr>
             <w:r>
-              <w:t>Expression claire, structuree, argumentee et adaptee au questionnement du jury.</w:t>
+              <w:rPr>
+                <w:lang w:val="fr-FR" w:eastAsia="fr-FR" w:bidi="fr-FR"/>
+              </w:rPr>
+              <w:t>Expression claire, structurée, argumentée et adaptée au questionnement du jury.</w:t>
             </w:r>
           </w:p>
         </w:tc>
@@ -1411,7 +1694,11 @@
               <w:spacing w:after="0"/>
               <w:jc w:val="center"/>
             </w:pPr>
-            <w:r/>
+            <w:r>
+              <w:rPr>
+                <w:lang w:val="fr-FR" w:eastAsia="fr-FR" w:bidi="fr-FR"/>
+              </w:rPr>
+            </w:r>
           </w:p>
         </w:tc>
         <w:tc>
@@ -1424,7 +1711,11 @@
               <w:spacing w:after="0"/>
               <w:jc w:val="center"/>
             </w:pPr>
-            <w:r/>
+            <w:r>
+              <w:rPr>
+                <w:lang w:val="fr-FR" w:eastAsia="fr-FR" w:bidi="fr-FR"/>
+              </w:rPr>
+            </w:r>
           </w:p>
         </w:tc>
         <w:tc>
@@ -1437,7 +1728,11 @@
               <w:spacing w:after="0"/>
               <w:jc w:val="center"/>
             </w:pPr>
-            <w:r/>
+            <w:r>
+              <w:rPr>
+                <w:lang w:val="fr-FR" w:eastAsia="fr-FR" w:bidi="fr-FR"/>
+              </w:rPr>
+            </w:r>
           </w:p>
         </w:tc>
         <w:tc>
@@ -1450,7 +1745,11 @@
               <w:spacing w:after="0"/>
               <w:jc w:val="center"/>
             </w:pPr>
-            <w:r/>
+            <w:r>
+              <w:rPr>
+                <w:lang w:val="fr-FR" w:eastAsia="fr-FR" w:bidi="fr-FR"/>
+              </w:rPr>
+            </w:r>
           </w:p>
         </w:tc>
         <w:tc>
@@ -1462,7 +1761,11 @@
             <w:pPr>
               <w:spacing w:after="0"/>
             </w:pPr>
-            <w:r/>
+            <w:r>
+              <w:rPr>
+                <w:lang w:val="fr-FR" w:eastAsia="fr-FR" w:bidi="fr-FR"/>
+              </w:rPr>
+            </w:r>
           </w:p>
         </w:tc>
       </w:tr>
@@ -1477,6 +1780,9 @@
               <w:spacing w:after="0"/>
             </w:pPr>
             <w:r>
+              <w:rPr>
+                <w:lang w:val="fr-FR" w:eastAsia="fr-FR" w:bidi="fr-FR"/>
+              </w:rPr>
               <w:t>conseil d'une solution pertinente</w:t>
             </w:r>
           </w:p>
@@ -1491,7 +1797,10 @@
               <w:spacing w:after="0"/>
             </w:pPr>
             <w:r>
-              <w:t>Les techniques, outils et methodes mobilises sont expliques et justifies avec exactitude.</w:t>
+              <w:rPr>
+                <w:lang w:val="fr-FR" w:eastAsia="fr-FR" w:bidi="fr-FR"/>
+              </w:rPr>
+              <w:t>Les techniques, outils et méthodes mobilisés sont expliqués et justifiés avec exactitude.</w:t>
             </w:r>
           </w:p>
         </w:tc>
@@ -1505,7 +1814,11 @@
               <w:spacing w:after="0"/>
               <w:jc w:val="center"/>
             </w:pPr>
-            <w:r/>
+            <w:r>
+              <w:rPr>
+                <w:lang w:val="fr-FR" w:eastAsia="fr-FR" w:bidi="fr-FR"/>
+              </w:rPr>
+            </w:r>
           </w:p>
         </w:tc>
         <w:tc>
@@ -1518,7 +1831,11 @@
               <w:spacing w:after="0"/>
               <w:jc w:val="center"/>
             </w:pPr>
-            <w:r/>
+            <w:r>
+              <w:rPr>
+                <w:lang w:val="fr-FR" w:eastAsia="fr-FR" w:bidi="fr-FR"/>
+              </w:rPr>
+            </w:r>
           </w:p>
         </w:tc>
         <w:tc>
@@ -1531,7 +1848,11 @@
               <w:spacing w:after="0"/>
               <w:jc w:val="center"/>
             </w:pPr>
-            <w:r/>
+            <w:r>
+              <w:rPr>
+                <w:lang w:val="fr-FR" w:eastAsia="fr-FR" w:bidi="fr-FR"/>
+              </w:rPr>
+            </w:r>
           </w:p>
         </w:tc>
         <w:tc>
@@ -1544,7 +1865,11 @@
               <w:spacing w:after="0"/>
               <w:jc w:val="center"/>
             </w:pPr>
-            <w:r/>
+            <w:r>
+              <w:rPr>
+                <w:lang w:val="fr-FR" w:eastAsia="fr-FR" w:bidi="fr-FR"/>
+              </w:rPr>
+            </w:r>
           </w:p>
         </w:tc>
         <w:tc>
@@ -1556,7 +1881,11 @@
             <w:pPr>
               <w:spacing w:after="0"/>
             </w:pPr>
-            <w:r/>
+            <w:r>
+              <w:rPr>
+                <w:lang w:val="fr-FR" w:eastAsia="fr-FR" w:bidi="fr-FR"/>
+              </w:rPr>
+            </w:r>
           </w:p>
         </w:tc>
       </w:tr>
@@ -1571,7 +1900,10 @@
               <w:spacing w:after="0"/>
             </w:pPr>
             <w:r>
-              <w:t>elaboration et explication du devis, des garanties et de leurs limites</w:t>
+              <w:rPr>
+                <w:lang w:val="fr-FR" w:eastAsia="fr-FR" w:bidi="fr-FR"/>
+              </w:rPr>
+              <w:t>élaboration et explication du devis, des garanties et de leurs limites</w:t>
             </w:r>
           </w:p>
         </w:tc>
@@ -1585,7 +1917,10 @@
               <w:spacing w:after="0"/>
             </w:pPr>
             <w:r>
-              <w:t>Elements observables explicitables dans le support ecrit et confirmables lors de l'entretien.</w:t>
+              <w:rPr>
+                <w:lang w:val="fr-FR" w:eastAsia="fr-FR" w:bidi="fr-FR"/>
+              </w:rPr>
+              <w:t>Éléments observables explicitables dans le support écrit et confirmables lors de l'entretien.</w:t>
             </w:r>
           </w:p>
         </w:tc>
@@ -1599,7 +1934,11 @@
               <w:spacing w:after="0"/>
               <w:jc w:val="center"/>
             </w:pPr>
-            <w:r/>
+            <w:r>
+              <w:rPr>
+                <w:lang w:val="fr-FR" w:eastAsia="fr-FR" w:bidi="fr-FR"/>
+              </w:rPr>
+            </w:r>
           </w:p>
         </w:tc>
         <w:tc>
@@ -1612,7 +1951,11 @@
               <w:spacing w:after="0"/>
               <w:jc w:val="center"/>
             </w:pPr>
-            <w:r/>
+            <w:r>
+              <w:rPr>
+                <w:lang w:val="fr-FR" w:eastAsia="fr-FR" w:bidi="fr-FR"/>
+              </w:rPr>
+            </w:r>
           </w:p>
         </w:tc>
         <w:tc>
@@ -1625,7 +1968,11 @@
               <w:spacing w:after="0"/>
               <w:jc w:val="center"/>
             </w:pPr>
-            <w:r/>
+            <w:r>
+              <w:rPr>
+                <w:lang w:val="fr-FR" w:eastAsia="fr-FR" w:bidi="fr-FR"/>
+              </w:rPr>
+            </w:r>
           </w:p>
         </w:tc>
         <w:tc>
@@ -1638,7 +1985,11 @@
               <w:spacing w:after="0"/>
               <w:jc w:val="center"/>
             </w:pPr>
-            <w:r/>
+            <w:r>
+              <w:rPr>
+                <w:lang w:val="fr-FR" w:eastAsia="fr-FR" w:bidi="fr-FR"/>
+              </w:rPr>
+            </w:r>
           </w:p>
         </w:tc>
         <w:tc>
@@ -1650,7 +2001,11 @@
             <w:pPr>
               <w:spacing w:after="0"/>
             </w:pPr>
-            <w:r/>
+            <w:r>
+              <w:rPr>
+                <w:lang w:val="fr-FR" w:eastAsia="fr-FR" w:bidi="fr-FR"/>
+              </w:rPr>
+            </w:r>
           </w:p>
         </w:tc>
       </w:tr>
@@ -1665,7 +2020,10 @@
               <w:spacing w:after="0"/>
             </w:pPr>
             <w:r>
-              <w:t>respect de la reglementation</w:t>
+              <w:rPr>
+                <w:lang w:val="fr-FR" w:eastAsia="fr-FR" w:bidi="fr-FR"/>
+              </w:rPr>
+              <w:t>respect de la réglementation</w:t>
             </w:r>
           </w:p>
         </w:tc>
@@ -1679,7 +2037,10 @@
               <w:spacing w:after="0"/>
             </w:pPr>
             <w:r>
-              <w:t>Les exigences de qualite, securite, reglementation et tracabilite sont prises en compte.</w:t>
+              <w:rPr>
+                <w:lang w:val="fr-FR" w:eastAsia="fr-FR" w:bidi="fr-FR"/>
+              </w:rPr>
+              <w:t>Éléments observables explicitables dans le support écrit et confirmables lors de l'entretien.</w:t>
             </w:r>
           </w:p>
         </w:tc>
@@ -1693,7 +2054,11 @@
               <w:spacing w:after="0"/>
               <w:jc w:val="center"/>
             </w:pPr>
-            <w:r/>
+            <w:r>
+              <w:rPr>
+                <w:lang w:val="fr-FR" w:eastAsia="fr-FR" w:bidi="fr-FR"/>
+              </w:rPr>
+            </w:r>
           </w:p>
         </w:tc>
         <w:tc>
@@ -1706,7 +2071,11 @@
               <w:spacing w:after="0"/>
               <w:jc w:val="center"/>
             </w:pPr>
-            <w:r/>
+            <w:r>
+              <w:rPr>
+                <w:lang w:val="fr-FR" w:eastAsia="fr-FR" w:bidi="fr-FR"/>
+              </w:rPr>
+            </w:r>
           </w:p>
         </w:tc>
         <w:tc>
@@ -1719,7 +2088,11 @@
               <w:spacing w:after="0"/>
               <w:jc w:val="center"/>
             </w:pPr>
-            <w:r/>
+            <w:r>
+              <w:rPr>
+                <w:lang w:val="fr-FR" w:eastAsia="fr-FR" w:bidi="fr-FR"/>
+              </w:rPr>
+            </w:r>
           </w:p>
         </w:tc>
         <w:tc>
@@ -1732,7 +2105,11 @@
               <w:spacing w:after="0"/>
               <w:jc w:val="center"/>
             </w:pPr>
-            <w:r/>
+            <w:r>
+              <w:rPr>
+                <w:lang w:val="fr-FR" w:eastAsia="fr-FR" w:bidi="fr-FR"/>
+              </w:rPr>
+            </w:r>
           </w:p>
         </w:tc>
         <w:tc>
@@ -1744,7 +2121,11 @@
             <w:pPr>
               <w:spacing w:after="0"/>
             </w:pPr>
-            <w:r/>
+            <w:r>
+              <w:rPr>
+                <w:lang w:val="fr-FR" w:eastAsia="fr-FR" w:bidi="fr-FR"/>
+              </w:rPr>
+            </w:r>
           </w:p>
         </w:tc>
       </w:tr>
@@ -1759,6 +2140,9 @@
               <w:spacing w:after="0"/>
             </w:pPr>
             <w:r>
+              <w:rPr>
+                <w:lang w:val="fr-FR" w:eastAsia="fr-FR" w:bidi="fr-FR"/>
+              </w:rPr>
               <w:t>recherche et exploitation des informations utiles</w:t>
             </w:r>
           </w:p>
@@ -1773,7 +2157,10 @@
               <w:spacing w:after="0"/>
             </w:pPr>
             <w:r>
-              <w:t>Elements observables explicitables dans le support ecrit et confirmables lors de l'entretien.</w:t>
+              <w:rPr>
+                <w:lang w:val="fr-FR" w:eastAsia="fr-FR" w:bidi="fr-FR"/>
+              </w:rPr>
+              <w:t>Éléments observables explicitables dans le support écrit et confirmables lors de l'entretien.</w:t>
             </w:r>
           </w:p>
         </w:tc>
@@ -1787,7 +2174,11 @@
               <w:spacing w:after="0"/>
               <w:jc w:val="center"/>
             </w:pPr>
-            <w:r/>
+            <w:r>
+              <w:rPr>
+                <w:lang w:val="fr-FR" w:eastAsia="fr-FR" w:bidi="fr-FR"/>
+              </w:rPr>
+            </w:r>
           </w:p>
         </w:tc>
         <w:tc>
@@ -1800,7 +2191,11 @@
               <w:spacing w:after="0"/>
               <w:jc w:val="center"/>
             </w:pPr>
-            <w:r/>
+            <w:r>
+              <w:rPr>
+                <w:lang w:val="fr-FR" w:eastAsia="fr-FR" w:bidi="fr-FR"/>
+              </w:rPr>
+            </w:r>
           </w:p>
         </w:tc>
         <w:tc>
@@ -1813,7 +2208,11 @@
               <w:spacing w:after="0"/>
               <w:jc w:val="center"/>
             </w:pPr>
-            <w:r/>
+            <w:r>
+              <w:rPr>
+                <w:lang w:val="fr-FR" w:eastAsia="fr-FR" w:bidi="fr-FR"/>
+              </w:rPr>
+            </w:r>
           </w:p>
         </w:tc>
         <w:tc>
@@ -1826,7 +2225,11 @@
               <w:spacing w:after="0"/>
               <w:jc w:val="center"/>
             </w:pPr>
-            <w:r/>
+            <w:r>
+              <w:rPr>
+                <w:lang w:val="fr-FR" w:eastAsia="fr-FR" w:bidi="fr-FR"/>
+              </w:rPr>
+            </w:r>
           </w:p>
         </w:tc>
         <w:tc>
@@ -1838,7 +2241,11 @@
             <w:pPr>
               <w:spacing w:after="0"/>
             </w:pPr>
-            <w:r/>
+            <w:r>
+              <w:rPr>
+                <w:lang w:val="fr-FR" w:eastAsia="fr-FR" w:bidi="fr-FR"/>
+              </w:rPr>
+            </w:r>
           </w:p>
         </w:tc>
       </w:tr>
@@ -1853,6 +2260,9 @@
               <w:spacing w:after="0"/>
             </w:pPr>
             <w:r>
+              <w:rPr>
+                <w:lang w:val="fr-FR" w:eastAsia="fr-FR" w:bidi="fr-FR"/>
+              </w:rPr>
               <w:t>Capacité à identifier les besoins du client</w:t>
             </w:r>
           </w:p>
@@ -1867,7 +2277,10 @@
               <w:spacing w:after="0"/>
             </w:pPr>
             <w:r>
-              <w:t>La posture professionnelle, l'ecoute et la pertinence du conseil sont observables.</w:t>
+              <w:rPr>
+                <w:lang w:val="fr-FR" w:eastAsia="fr-FR" w:bidi="fr-FR"/>
+              </w:rPr>
+              <w:t>La posture professionnelle, l'écoute et la pertinence du conseil sont observables.</w:t>
             </w:r>
           </w:p>
         </w:tc>
@@ -1881,7 +2294,11 @@
               <w:spacing w:after="0"/>
               <w:jc w:val="center"/>
             </w:pPr>
-            <w:r/>
+            <w:r>
+              <w:rPr>
+                <w:lang w:val="fr-FR" w:eastAsia="fr-FR" w:bidi="fr-FR"/>
+              </w:rPr>
+            </w:r>
           </w:p>
         </w:tc>
         <w:tc>
@@ -1894,7 +2311,11 @@
               <w:spacing w:after="0"/>
               <w:jc w:val="center"/>
             </w:pPr>
-            <w:r/>
+            <w:r>
+              <w:rPr>
+                <w:lang w:val="fr-FR" w:eastAsia="fr-FR" w:bidi="fr-FR"/>
+              </w:rPr>
+            </w:r>
           </w:p>
         </w:tc>
         <w:tc>
@@ -1907,7 +2328,11 @@
               <w:spacing w:after="0"/>
               <w:jc w:val="center"/>
             </w:pPr>
-            <w:r/>
+            <w:r>
+              <w:rPr>
+                <w:lang w:val="fr-FR" w:eastAsia="fr-FR" w:bidi="fr-FR"/>
+              </w:rPr>
+            </w:r>
           </w:p>
         </w:tc>
         <w:tc>
@@ -1920,7 +2345,11 @@
               <w:spacing w:after="0"/>
               <w:jc w:val="center"/>
             </w:pPr>
-            <w:r/>
+            <w:r>
+              <w:rPr>
+                <w:lang w:val="fr-FR" w:eastAsia="fr-FR" w:bidi="fr-FR"/>
+              </w:rPr>
+            </w:r>
           </w:p>
         </w:tc>
         <w:tc>
@@ -1932,7 +2361,11 @@
             <w:pPr>
               <w:spacing w:after="0"/>
             </w:pPr>
-            <w:r/>
+            <w:r>
+              <w:rPr>
+                <w:lang w:val="fr-FR" w:eastAsia="fr-FR" w:bidi="fr-FR"/>
+              </w:rPr>
+            </w:r>
           </w:p>
         </w:tc>
       </w:tr>
@@ -1947,7 +2380,10 @@
               <w:spacing w:after="0"/>
             </w:pPr>
             <w:r>
-              <w:t>analyse et argumentation</w:t>
+              <w:rPr>
+                <w:lang w:val="fr-FR" w:eastAsia="fr-FR" w:bidi="fr-FR"/>
+              </w:rPr>
+              <w:t>analysé et argumentation</w:t>
             </w:r>
           </w:p>
         </w:tc>
@@ -1961,7 +2397,10 @@
               <w:spacing w:after="0"/>
             </w:pPr>
             <w:r>
-              <w:t>Les choix, contraintes, resultats et eventuels ecarts sont analyses avec recul professionnel.</w:t>
+              <w:rPr>
+                <w:lang w:val="fr-FR" w:eastAsia="fr-FR" w:bidi="fr-FR"/>
+              </w:rPr>
+              <w:t>Expression claire, structurée, argumentée et adaptée au questionnement du jury.</w:t>
             </w:r>
           </w:p>
         </w:tc>
@@ -1975,7 +2414,11 @@
               <w:spacing w:after="0"/>
               <w:jc w:val="center"/>
             </w:pPr>
-            <w:r/>
+            <w:r>
+              <w:rPr>
+                <w:lang w:val="fr-FR" w:eastAsia="fr-FR" w:bidi="fr-FR"/>
+              </w:rPr>
+            </w:r>
           </w:p>
         </w:tc>
         <w:tc>
@@ -1988,7 +2431,11 @@
               <w:spacing w:after="0"/>
               <w:jc w:val="center"/>
             </w:pPr>
-            <w:r/>
+            <w:r>
+              <w:rPr>
+                <w:lang w:val="fr-FR" w:eastAsia="fr-FR" w:bidi="fr-FR"/>
+              </w:rPr>
+            </w:r>
           </w:p>
         </w:tc>
         <w:tc>
@@ -2001,7 +2448,11 @@
               <w:spacing w:after="0"/>
               <w:jc w:val="center"/>
             </w:pPr>
-            <w:r/>
+            <w:r>
+              <w:rPr>
+                <w:lang w:val="fr-FR" w:eastAsia="fr-FR" w:bidi="fr-FR"/>
+              </w:rPr>
+            </w:r>
           </w:p>
         </w:tc>
         <w:tc>
@@ -2014,7 +2465,11 @@
               <w:spacing w:after="0"/>
               <w:jc w:val="center"/>
             </w:pPr>
-            <w:r/>
+            <w:r>
+              <w:rPr>
+                <w:lang w:val="fr-FR" w:eastAsia="fr-FR" w:bidi="fr-FR"/>
+              </w:rPr>
+            </w:r>
           </w:p>
         </w:tc>
         <w:tc>
@@ -2026,7 +2481,11 @@
             <w:pPr>
               <w:spacing w:after="0"/>
             </w:pPr>
-            <w:r/>
+            <w:r>
+              <w:rPr>
+                <w:lang w:val="fr-FR" w:eastAsia="fr-FR" w:bidi="fr-FR"/>
+              </w:rPr>
+            </w:r>
           </w:p>
         </w:tc>
       </w:tr>
@@ -2041,6 +2500,9 @@
               <w:spacing w:after="0"/>
             </w:pPr>
             <w:r>
+              <w:rPr>
+                <w:lang w:val="fr-FR" w:eastAsia="fr-FR" w:bidi="fr-FR"/>
+              </w:rPr>
               <w:t>proposition de solutions commerciales adaptées</w:t>
             </w:r>
           </w:p>
@@ -2055,7 +2517,10 @@
               <w:spacing w:after="0"/>
             </w:pPr>
             <w:r>
-              <w:t>Les techniques, outils et methodes mobilises sont expliques et justifies avec exactitude.</w:t>
+              <w:rPr>
+                <w:lang w:val="fr-FR" w:eastAsia="fr-FR" w:bidi="fr-FR"/>
+              </w:rPr>
+              <w:t>Les techniques, outils et méthodes mobilisés sont expliqués et justifiés avec exactitude.</w:t>
             </w:r>
           </w:p>
         </w:tc>
@@ -2069,7 +2534,11 @@
               <w:spacing w:after="0"/>
               <w:jc w:val="center"/>
             </w:pPr>
-            <w:r/>
+            <w:r>
+              <w:rPr>
+                <w:lang w:val="fr-FR" w:eastAsia="fr-FR" w:bidi="fr-FR"/>
+              </w:rPr>
+            </w:r>
           </w:p>
         </w:tc>
         <w:tc>
@@ -2082,7 +2551,11 @@
               <w:spacing w:after="0"/>
               <w:jc w:val="center"/>
             </w:pPr>
-            <w:r/>
+            <w:r>
+              <w:rPr>
+                <w:lang w:val="fr-FR" w:eastAsia="fr-FR" w:bidi="fr-FR"/>
+              </w:rPr>
+            </w:r>
           </w:p>
         </w:tc>
         <w:tc>
@@ -2095,7 +2568,11 @@
               <w:spacing w:after="0"/>
               <w:jc w:val="center"/>
             </w:pPr>
-            <w:r/>
+            <w:r>
+              <w:rPr>
+                <w:lang w:val="fr-FR" w:eastAsia="fr-FR" w:bidi="fr-FR"/>
+              </w:rPr>
+            </w:r>
           </w:p>
         </w:tc>
         <w:tc>
@@ -2108,7 +2585,11 @@
               <w:spacing w:after="0"/>
               <w:jc w:val="center"/>
             </w:pPr>
-            <w:r/>
+            <w:r>
+              <w:rPr>
+                <w:lang w:val="fr-FR" w:eastAsia="fr-FR" w:bidi="fr-FR"/>
+              </w:rPr>
+            </w:r>
           </w:p>
         </w:tc>
         <w:tc>
@@ -2120,7 +2601,11 @@
             <w:pPr>
               <w:spacing w:after="0"/>
             </w:pPr>
-            <w:r/>
+            <w:r>
+              <w:rPr>
+                <w:lang w:val="fr-FR" w:eastAsia="fr-FR" w:bidi="fr-FR"/>
+              </w:rPr>
+            </w:r>
           </w:p>
         </w:tc>
       </w:tr>
@@ -2135,6 +2620,9 @@
               <w:spacing w:after="0"/>
             </w:pPr>
             <w:r>
+              <w:rPr>
+                <w:lang w:val="fr-FR" w:eastAsia="fr-FR" w:bidi="fr-FR"/>
+              </w:rPr>
               <w:t>maîtrise des étapes de l'entretien de vente (accueil, découverte, proposition, traitement des objections, validation, suivi)</w:t>
             </w:r>
           </w:p>
@@ -2149,7 +2637,10 @@
               <w:spacing w:after="0"/>
             </w:pPr>
             <w:r>
-              <w:t>Expression claire, structuree, argumentee et adaptee au questionnement du jury.</w:t>
+              <w:rPr>
+                <w:lang w:val="fr-FR" w:eastAsia="fr-FR" w:bidi="fr-FR"/>
+              </w:rPr>
+              <w:t>Expression claire, structurée, argumentée et adaptée au questionnement du jury.</w:t>
             </w:r>
           </w:p>
         </w:tc>
@@ -2163,7 +2654,11 @@
               <w:spacing w:after="0"/>
               <w:jc w:val="center"/>
             </w:pPr>
-            <w:r/>
+            <w:r>
+              <w:rPr>
+                <w:lang w:val="fr-FR" w:eastAsia="fr-FR" w:bidi="fr-FR"/>
+              </w:rPr>
+            </w:r>
           </w:p>
         </w:tc>
         <w:tc>
@@ -2176,7 +2671,11 @@
               <w:spacing w:after="0"/>
               <w:jc w:val="center"/>
             </w:pPr>
-            <w:r/>
+            <w:r>
+              <w:rPr>
+                <w:lang w:val="fr-FR" w:eastAsia="fr-FR" w:bidi="fr-FR"/>
+              </w:rPr>
+            </w:r>
           </w:p>
         </w:tc>
         <w:tc>
@@ -2189,7 +2688,11 @@
               <w:spacing w:after="0"/>
               <w:jc w:val="center"/>
             </w:pPr>
-            <w:r/>
+            <w:r>
+              <w:rPr>
+                <w:lang w:val="fr-FR" w:eastAsia="fr-FR" w:bidi="fr-FR"/>
+              </w:rPr>
+            </w:r>
           </w:p>
         </w:tc>
         <w:tc>
@@ -2202,7 +2705,11 @@
               <w:spacing w:after="0"/>
               <w:jc w:val="center"/>
             </w:pPr>
-            <w:r/>
+            <w:r>
+              <w:rPr>
+                <w:lang w:val="fr-FR" w:eastAsia="fr-FR" w:bidi="fr-FR"/>
+              </w:rPr>
+            </w:r>
           </w:p>
         </w:tc>
         <w:tc>
@@ -2214,7 +2721,11 @@
             <w:pPr>
               <w:spacing w:after="0"/>
             </w:pPr>
-            <w:r/>
+            <w:r>
+              <w:rPr>
+                <w:lang w:val="fr-FR" w:eastAsia="fr-FR" w:bidi="fr-FR"/>
+              </w:rPr>
+            </w:r>
           </w:p>
         </w:tc>
       </w:tr>
@@ -2229,6 +2740,9 @@
               <w:spacing w:after="0"/>
             </w:pPr>
             <w:r>
+              <w:rPr>
+                <w:lang w:val="fr-FR" w:eastAsia="fr-FR" w:bidi="fr-FR"/>
+              </w:rPr>
               <w:t>gestion de la relation client</w:t>
             </w:r>
           </w:p>
@@ -2243,7 +2757,10 @@
               <w:spacing w:after="0"/>
             </w:pPr>
             <w:r>
-              <w:t>La posture professionnelle, l'ecoute et la pertinence du conseil sont observables.</w:t>
+              <w:rPr>
+                <w:lang w:val="fr-FR" w:eastAsia="fr-FR" w:bidi="fr-FR"/>
+              </w:rPr>
+              <w:t>La posture professionnelle, l'écoute et la pertinence du conseil sont observables.</w:t>
             </w:r>
           </w:p>
         </w:tc>
@@ -2257,7 +2774,11 @@
               <w:spacing w:after="0"/>
               <w:jc w:val="center"/>
             </w:pPr>
-            <w:r/>
+            <w:r>
+              <w:rPr>
+                <w:lang w:val="fr-FR" w:eastAsia="fr-FR" w:bidi="fr-FR"/>
+              </w:rPr>
+            </w:r>
           </w:p>
         </w:tc>
         <w:tc>
@@ -2270,7 +2791,11 @@
               <w:spacing w:after="0"/>
               <w:jc w:val="center"/>
             </w:pPr>
-            <w:r/>
+            <w:r>
+              <w:rPr>
+                <w:lang w:val="fr-FR" w:eastAsia="fr-FR" w:bidi="fr-FR"/>
+              </w:rPr>
+            </w:r>
           </w:p>
         </w:tc>
         <w:tc>
@@ -2283,7 +2808,11 @@
               <w:spacing w:after="0"/>
               <w:jc w:val="center"/>
             </w:pPr>
-            <w:r/>
+            <w:r>
+              <w:rPr>
+                <w:lang w:val="fr-FR" w:eastAsia="fr-FR" w:bidi="fr-FR"/>
+              </w:rPr>
+            </w:r>
           </w:p>
         </w:tc>
         <w:tc>
@@ -2296,7 +2825,11 @@
               <w:spacing w:after="0"/>
               <w:jc w:val="center"/>
             </w:pPr>
-            <w:r/>
+            <w:r>
+              <w:rPr>
+                <w:lang w:val="fr-FR" w:eastAsia="fr-FR" w:bidi="fr-FR"/>
+              </w:rPr>
+            </w:r>
           </w:p>
         </w:tc>
         <w:tc>
@@ -2308,7 +2841,11 @@
             <w:pPr>
               <w:spacing w:after="0"/>
             </w:pPr>
-            <w:r/>
+            <w:r>
+              <w:rPr>
+                <w:lang w:val="fr-FR" w:eastAsia="fr-FR" w:bidi="fr-FR"/>
+              </w:rPr>
+            </w:r>
           </w:p>
         </w:tc>
       </w:tr>
@@ -2318,8 +2855,9 @@
       <w:r>
         <w:rPr>
           <w:b/>
+          <w:lang w:val="fr-FR" w:eastAsia="fr-FR" w:bidi="fr-FR"/>
         </w:rPr>
-        <w:t>Appreciation synthetique</w:t>
+        <w:t>Appréciation synthétique</w:t>
       </w:r>
     </w:p>
     <w:tbl>
@@ -2343,8 +2881,9 @@
             <w:r>
               <w:rPr>
                 <w:b/>
+                <w:lang w:val="fr-FR" w:eastAsia="fr-FR" w:bidi="fr-FR"/>
               </w:rPr>
-              <w:t>Points forts observes</w:t>
+              <w:t>Points forts observés</w:t>
             </w:r>
           </w:p>
         </w:tc>
@@ -2353,7 +2892,11 @@
             <w:tcW w:type="dxa" w:w="10658"/>
           </w:tcPr>
           <w:p>
-            <w:r/>
+            <w:r>
+              <w:rPr>
+                <w:lang w:val="fr-FR" w:eastAsia="fr-FR" w:bidi="fr-FR"/>
+              </w:rPr>
+            </w:r>
           </w:p>
         </w:tc>
       </w:tr>
@@ -2367,6 +2910,7 @@
             <w:r>
               <w:rPr>
                 <w:b/>
+                <w:lang w:val="fr-FR" w:eastAsia="fr-FR" w:bidi="fr-FR"/>
               </w:rPr>
               <w:t>Axes de progression / vigilance</w:t>
             </w:r>
@@ -2377,7 +2921,11 @@
             <w:tcW w:type="dxa" w:w="10658"/>
           </w:tcPr>
           <w:p>
-            <w:r/>
+            <w:r>
+              <w:rPr>
+                <w:lang w:val="fr-FR" w:eastAsia="fr-FR" w:bidi="fr-FR"/>
+              </w:rPr>
+            </w:r>
           </w:p>
         </w:tc>
       </w:tr>
@@ -2391,8 +2939,9 @@
             <w:r>
               <w:rPr>
                 <w:b/>
+                <w:lang w:val="fr-FR" w:eastAsia="fr-FR" w:bidi="fr-FR"/>
               </w:rPr>
-              <w:t>Decision / note / positionnement local</w:t>
+              <w:t>Décision / note / positionnement local</w:t>
             </w:r>
           </w:p>
         </w:tc>
@@ -2401,7 +2950,11 @@
             <w:tcW w:type="dxa" w:w="10658"/>
           </w:tcPr>
           <w:p>
-            <w:r/>
+            <w:r>
+              <w:rPr>
+                <w:lang w:val="fr-FR" w:eastAsia="fr-FR" w:bidi="fr-FR"/>
+              </w:rPr>
+            </w:r>
           </w:p>
         </w:tc>
       </w:tr>
@@ -2411,17 +2964,24 @@
       <w:r>
         <w:rPr>
           <w:b/>
+          <w:lang w:val="fr-FR" w:eastAsia="fr-FR" w:bidi="fr-FR"/>
         </w:rPr>
         <w:t>Fondement et sources de reconstitution</w:t>
       </w:r>
     </w:p>
     <w:p>
       <w:r>
+        <w:rPr>
+          <w:lang w:val="fr-FR" w:eastAsia="fr-FR" w:bidi="fr-FR"/>
+        </w:rPr>
         <w:t>Annexe VIII E32 CCF 2021 : competences C2, C3, C5, C6, C7, C8, C18, C19, C20, C21, C22, C23, C24.</w:t>
       </w:r>
     </w:p>
     <w:p>
       <w:r>
+        <w:rPr>
+          <w:lang w:val="fr-FR" w:eastAsia="fr-FR" w:bidi="fr-FR"/>
+        </w:rPr>
         <w:t>Les annexes nationales d'organisation du BTS Assurance incluent une fiche d'activité E32 qui détaille les compétences évaluées pour le dossier professionnel, notamment la capacité à mener un entretien commercial.</w:t>
       </w:r>
     </w:p>
@@ -2429,16 +2989,18 @@
       <w:r>
         <w:rPr>
           <w:sz w:val="17"/>
+          <w:lang w:val="fr-FR" w:eastAsia="fr-FR" w:bidi="fr-FR"/>
         </w:rPr>
-        <w:t>Referentiel : https://www.education.gouv.fr/bo/2007/18/MENS0700823A.htm</w:t>
+        <w:t>Référentiel : https://www.education.gouv.fr/bo/2007/18/MENS0700823A.htm</w:t>
       </w:r>
     </w:p>
     <w:p>
       <w:r>
         <w:rPr>
           <w:sz w:val="17"/>
+          <w:lang w:val="fr-FR" w:eastAsia="fr-FR" w:bidi="fr-FR"/>
         </w:rPr>
-        <w:t>Definition / modalites : https://cache.media.education.gouv.fr/file/2020-2021/52/2/Annexes_circulaire_BTS_Assurance_session_2021_MAJ_au_21.01.2021-1_%281%29_1372522.pdf</w:t>
+        <w:t>Grille publique : https://cache.media.education.gouv.fr/file/2020-2021/52/2/Annexes_circulaire_BTS_Assurance_session_2021_MAJ_au_21.01.2021-1_%281%29_1372522.pdf</w:t>
       </w:r>
     </w:p>
     <w:sectPr>
@@ -2817,6 +3379,7 @@
     <w:rPr>
       <w:rFonts w:ascii="Aptos" w:hAnsi="Aptos"/>
       <w:sz w:val="20"/>
+      <w:lang w:val="fr-FR" w:eastAsia="fr-FR" w:bidi="fr-FR"/>
     </w:rPr>
   </w:style>
   <w:style w:type="paragraph" w:styleId="Header">

--- a/downloads/fiches/bts_assurance_fiche_evaluation.docx
+++ b/downloads/fiches/bts_assurance_fiche_evaluation.docx
@@ -26,7 +26,7 @@
           <w:sz w:val="21"/>
           <w:lang w:val="fr-FR" w:eastAsia="fr-FR" w:bidi="fr-FR"/>
         </w:rPr>
-        <w:t>Support évalué : Dossier professionnel | Modalité : CCF</w:t>
+        <w:t>Support évalué : Dossier professionnel | Modalité : À confirmer</w:t>
       </w:r>
     </w:p>
     <w:p>
@@ -51,7 +51,7 @@
           <w:i/>
           <w:lang w:val="fr-FR" w:eastAsia="fr-FR" w:bidi="fr-FR"/>
         </w:rPr>
-        <w:t>Cette fiche est une reconstitution de travail à partir des sources publiques repérées au 2026-05-06. Elle ne remplace pas un formulaire national opposable lorsqu'une grille officielle complète existe par ailleurs.</w:t>
+        <w:t>Cette fiche est une reconstitution de travail à partir des sources publiques repérées au 2026-05-06. Elle ne remplace pas un formulaire national opposable lorsqu'une grille officielle complète existe par ailleurs. La modalité exacte (CCF ou ponctuelle) reste à confirmer sur la base des textes disponibles.</w:t>
       </w:r>
     </w:p>
     <w:tbl>
@@ -124,7 +124,7 @@
               <w:rPr>
                 <w:lang w:val="fr-FR" w:eastAsia="fr-FR" w:bidi="fr-FR"/>
               </w:rPr>
-              <w:t>CCF</w:t>
+              <w:t>À confirmer</w:t>
             </w:r>
           </w:p>
         </w:tc>
@@ -186,7 +186,7 @@
               <w:rPr>
                 <w:lang w:val="fr-FR" w:eastAsia="fr-FR" w:bidi="fr-FR"/>
               </w:rPr>
-              <w:t>CCF confirme</w:t>
+              <w:t>CCF confirmé</w:t>
             </w:r>
           </w:p>
         </w:tc>
@@ -280,7 +280,7 @@
               <w:rPr>
                 <w:lang w:val="fr-FR" w:eastAsia="fr-FR" w:bidi="fr-FR"/>
               </w:rPr>
-              <w:t>CCF confirme</w:t>
+              <w:t>CCF confirmé</w:t>
             </w:r>
           </w:p>
         </w:tc>
@@ -823,7 +823,7 @@
               <w:rPr>
                 <w:lang w:val="fr-FR" w:eastAsia="fr-FR" w:bidi="fr-FR"/>
               </w:rPr>
-              <w:t>exploitation du systeme d'information</w:t>
+              <w:t>exploitation du système d'information</w:t>
             </w:r>
           </w:p>
         </w:tc>

--- a/downloads/fiches/bts_assurance_fiche_evaluation.docx
+++ b/downloads/fiches/bts_assurance_fiche_evaluation.docx
@@ -9,11 +9,8 @@
       <w:r>
         <w:rPr>
           <w:b/>
-          <w:color w:val="1F4E79"/>
-          <w:sz w:val="32"/>
-          <w:lang w:val="fr-FR" w:eastAsia="fr-FR" w:bidi="fr-FR"/>
         </w:rPr>
-        <w:t>Fiche d'évaluation reconstituée - BTS Assurance</w:t>
+        <w:t>Fiche d'évaluation - BTS Assurance</w:t>
       </w:r>
     </w:p>
     <w:p>
@@ -40,18 +37,6 @@
           <w:lang w:val="fr-FR" w:eastAsia="fr-FR" w:bidi="fr-FR"/>
         </w:rPr>
         <w:t>Fiche inspirée d'une grille publique</w:t>
-      </w:r>
-    </w:p>
-    <w:p>
-      <w:pPr>
-        <w:spacing w:after="120"/>
-      </w:pPr>
-      <w:r>
-        <w:rPr>
-          <w:i/>
-          <w:lang w:val="fr-FR" w:eastAsia="fr-FR" w:bidi="fr-FR"/>
-        </w:rPr>
-        <w:t>Cette fiche est une reconstitution de travail à partir des sources publiques repérées au 2026-05-06. Elle ne remplace pas un formulaire national opposable lorsqu'une grille officielle complète existe par ailleurs. La modalité exacte (CCF ou ponctuelle) reste à confirmer sur la base des textes disponibles.</w:t>
       </w:r>
     </w:p>
     <w:tbl>
@@ -108,9 +93,8 @@
             <w:r>
               <w:rPr>
                 <w:b/>
-                <w:lang w:val="fr-FR" w:eastAsia="fr-FR" w:bidi="fr-FR"/>
               </w:rPr>
-              <w:t>Modalité</w:t>
+              <w:t>Modalité d'évaluation</w:t>
             </w:r>
           </w:p>
         </w:tc>
@@ -169,10 +153,8 @@
           <w:p>
             <w:r>
               <w:rPr>
-                <w:b/>
-                <w:lang w:val="fr-FR" w:eastAsia="fr-FR" w:bidi="fr-FR"/>
+                <w:b w:val="0"/>
               </w:rPr>
-              <w:t>Statut documentaire</w:t>
             </w:r>
           </w:p>
         </w:tc>
@@ -184,9 +166,8 @@
           <w:p>
             <w:r>
               <w:rPr>
-                <w:lang w:val="fr-FR" w:eastAsia="fr-FR" w:bidi="fr-FR"/>
+                <w:b w:val="0"/>
               </w:rPr>
-              <w:t>CCF confirmé</w:t>
             </w:r>
           </w:p>
         </w:tc>
@@ -293,10 +274,8 @@
           <w:p>
             <w:r>
               <w:rPr>
-                <w:b/>
-                <w:lang w:val="fr-FR" w:eastAsia="fr-FR" w:bidi="fr-FR"/>
+                <w:b w:val="0"/>
               </w:rPr>
-              <w:t>Niveau de reconstitution</w:t>
             </w:r>
           </w:p>
         </w:tc>
@@ -308,71 +287,8 @@
           <w:p>
             <w:r>
               <w:rPr>
-                <w:lang w:val="fr-FR" w:eastAsia="fr-FR" w:bidi="fr-FR"/>
+                <w:b w:val="0"/>
               </w:rPr>
-              <w:t>Fiche inspirée d'une grille publique</w:t>
-            </w:r>
-          </w:p>
-        </w:tc>
-      </w:tr>
-      <w:tr>
-        <w:tc>
-          <w:tcPr>
-            <w:tcW w:type="dxa" w:w="1814"/>
-            <w:vAlign w:val="center"/>
-            <w:shd w:fill="D9EAF7"/>
-          </w:tcPr>
-          <w:p>
-            <w:r>
-              <w:rPr>
-                <w:b/>
-                <w:lang w:val="fr-FR" w:eastAsia="fr-FR" w:bidi="fr-FR"/>
-              </w:rPr>
-              <w:t>Sources modèle</w:t>
-            </w:r>
-          </w:p>
-        </w:tc>
-        <w:tc>
-          <w:tcPr>
-            <w:tcW w:type="dxa" w:w="4535"/>
-            <w:vAlign w:val="center"/>
-          </w:tcPr>
-          <w:p>
-            <w:r>
-              <w:rPr>
-                <w:lang w:val="fr-FR" w:eastAsia="fr-FR" w:bidi="fr-FR"/>
-              </w:rPr>
-              <w:t>Le PDF contient la grille E32 et les contraintes du dossier professionnel.</w:t>
-            </w:r>
-          </w:p>
-        </w:tc>
-        <w:tc>
-          <w:tcPr>
-            <w:tcW w:type="dxa" w:w="1814"/>
-            <w:vAlign w:val="center"/>
-            <w:shd w:fill="D9EAF7"/>
-          </w:tcPr>
-          <w:p>
-            <w:r>
-              <w:rPr>
-                <w:b/>
-                <w:lang w:val="fr-FR" w:eastAsia="fr-FR" w:bidi="fr-FR"/>
-              </w:rPr>
-              <w:t>Document jury</w:t>
-            </w:r>
-          </w:p>
-        </w:tc>
-        <w:tc>
-          <w:tcPr>
-            <w:tcW w:type="dxa" w:w="6009"/>
-            <w:vAlign w:val="center"/>
-          </w:tcPr>
-          <w:p>
-            <w:r>
-              <w:rPr>
-                <w:lang w:val="fr-FR" w:eastAsia="fr-FR" w:bidi="fr-FR"/>
-              </w:rPr>
-              <w:t>https://cache.media.education.gouv.fr/file/2020-2021/52/2/Annexes_circulaire_BTS_Assurance_session_2021_MAJ_au_21.01.2021-1_%281%29_1372522.pdf</w:t>
             </w:r>
           </w:p>
         </w:tc>
@@ -2939,9 +2855,8 @@
             <w:r>
               <w:rPr>
                 <w:b/>
-                <w:lang w:val="fr-FR" w:eastAsia="fr-FR" w:bidi="fr-FR"/>
               </w:rPr>
-              <w:t>Décision / note / positionnement local</w:t>
+              <w:t>Note proposée</w:t>
             </w:r>
           </w:p>
         </w:tc>
@@ -2963,15 +2878,6 @@
     <w:p>
       <w:r>
         <w:rPr>
-          <w:b/>
-          <w:lang w:val="fr-FR" w:eastAsia="fr-FR" w:bidi="fr-FR"/>
-        </w:rPr>
-        <w:t>Fondement et sources de reconstitution</w:t>
-      </w:r>
-    </w:p>
-    <w:p>
-      <w:r>
-        <w:rPr>
           <w:lang w:val="fr-FR" w:eastAsia="fr-FR" w:bidi="fr-FR"/>
         </w:rPr>
         <w:t>Annexe VIII E32 CCF 2021 : competences C2, C3, C5, C6, C7, C8, C18, C19, C20, C21, C22, C23, C24.</w:t>
@@ -2983,15 +2889,6 @@
           <w:lang w:val="fr-FR" w:eastAsia="fr-FR" w:bidi="fr-FR"/>
         </w:rPr>
         <w:t>Les annexes nationales d'organisation du BTS Assurance incluent une fiche d'activité E32 qui détaille les compétences évaluées pour le dossier professionnel, notamment la capacité à mener un entretien commercial.</w:t>
-      </w:r>
-    </w:p>
-    <w:p>
-      <w:r>
-        <w:rPr>
-          <w:sz w:val="17"/>
-          <w:lang w:val="fr-FR" w:eastAsia="fr-FR" w:bidi="fr-FR"/>
-        </w:rPr>
-        <w:t>Référentiel : https://www.education.gouv.fr/bo/2007/18/MENS0700823A.htm</w:t>
       </w:r>
     </w:p>
     <w:p>
